--- a/fichas/lengua/ficha_lengua_sintactico_5.docx
+++ b/fichas/lengua/ficha_lengua_sintactico_5.docx
@@ -721,6 +721,267 @@
     </w:p>
     <w:p>
       <w:pPr>
+        <w:spacing w:after="40"/>
+      </w:pPr>
+    </w:p>
+    <w:tbl>
+      <w:tblPr>
+        <w:tblW w:type="auto" w:w="0"/>
+        <w:jc w:val="left"/>
+        <w:tblLayout w:type="fixed"/>
+        <w:tblLook w:firstColumn="1" w:firstRow="1" w:lastColumn="0" w:lastRow="0" w:noHBand="0" w:noVBand="1" w:val="04A0"/>
+        <w:tblLayout w:type="fixed"/>
+        <w:tblW w:w="10034" w:type="dxa"/>
+        <w:tblInd w:w="0" w:type="dxa"/>
+      </w:tblPr>
+      <w:tblGrid>
+        <w:gridCol w:w="10092"/>
+      </w:tblGrid>
+      <w:tr>
+        <w:tc>
+          <w:tcPr>
+            <w:tcW w:type="dxa" w:w="10035"/>
+            <w:shd w:val="clear" w:color="auto" w:fill="595959"/>
+            <w:tcBorders>
+              <w:top w:val="single" w:sz="4" w:space="0" w:color="595959"/>
+              <w:left w:val="single" w:sz="4" w:space="0" w:color="595959"/>
+              <w:bottom w:val="single" w:sz="4" w:space="0" w:color="595959"/>
+              <w:right w:val="single" w:sz="4" w:space="0" w:color="595959"/>
+            </w:tcBorders>
+          </w:tcPr>
+          <w:p>
+            <w:pPr>
+              <w:spacing w:before="60" w:after="60"/>
+            </w:pPr>
+            <w:r>
+              <w:rPr>
+                <w:b/>
+                <w:color w:val="FFFFFF"/>
+                <w:sz w:val="25"/>
+              </w:rPr>
+              <w:t>4. VERDADERO O FALSO — Repasa lo aprendido</w:t>
+            </w:r>
+          </w:p>
+        </w:tc>
+      </w:tr>
+    </w:tbl>
+    <w:p>
+      <w:pPr>
+        <w:spacing w:after="40"/>
+      </w:pPr>
+    </w:p>
+    <w:p>
+      <w:pPr>
+        <w:spacing w:after="80"/>
+      </w:pPr>
+      <w:r>
+        <w:rPr>
+          <w:i/>
+          <w:sz w:val="22"/>
+        </w:rPr>
+        <w:t>Indica si cada afirmación es verdadera (V) o falsa (F).</w:t>
+      </w:r>
+    </w:p>
+    <w:p>
+      <w:pPr>
+        <w:spacing w:after="160"/>
+      </w:pPr>
+      <w:r>
+        <w:rPr>
+          <w:sz w:val="22"/>
+        </w:rPr>
+        <w:t xml:space="preserve">1. Toda oración se divide en sujeto y predicado. → ______________________</w:t>
+      </w:r>
+    </w:p>
+    <w:p>
+      <w:pPr>
+        <w:spacing w:after="160"/>
+      </w:pPr>
+      <w:r>
+        <w:rPr>
+          <w:sz w:val="22"/>
+        </w:rPr>
+        <w:t xml:space="preserve">2. El sujeto es quien realiza la acción o de quien se dice algo. → ______________________</w:t>
+      </w:r>
+    </w:p>
+    <w:p>
+      <w:pPr>
+        <w:spacing w:after="160"/>
+      </w:pPr>
+      <w:r>
+        <w:rPr>
+          <w:sz w:val="22"/>
+        </w:rPr>
+        <w:t xml:space="preserve">3. El predicado nominal se forma con ser, estar o parecer + atributo. → ______________________</w:t>
+      </w:r>
+    </w:p>
+    <w:p>
+      <w:pPr>
+        <w:spacing w:after="160"/>
+      </w:pPr>
+      <w:r>
+        <w:rPr>
+          <w:sz w:val="22"/>
+        </w:rPr>
+        <w:t xml:space="preserve">4. El predicado verbal no puede tener complementos. → ______________________</w:t>
+      </w:r>
+    </w:p>
+    <w:p>
+      <w:pPr>
+        <w:spacing w:after="160"/>
+      </w:pPr>
+      <w:r>
+        <w:rPr>
+          <w:sz w:val="22"/>
+        </w:rPr>
+        <w:t xml:space="preserve">5. El CD es un complemento del predicado verbal. → ______________________</w:t>
+      </w:r>
+    </w:p>
+    <w:p>
+      <w:pPr>
+        <w:spacing w:after="160"/>
+      </w:pPr>
+      <w:r>
+        <w:rPr>
+          <w:sz w:val="22"/>
+        </w:rPr>
+        <w:t xml:space="preserve">6. El CI es un complemento del predicado verbal. → ______________________</w:t>
+      </w:r>
+    </w:p>
+    <w:p>
+      <w:pPr>
+        <w:spacing w:after="160"/>
+      </w:pPr>
+      <w:r>
+        <w:rPr>
+          <w:sz w:val="22"/>
+        </w:rPr>
+        <w:t xml:space="preserve">7. El CC también forma parte del predicado verbal. → ______________________</w:t>
+      </w:r>
+    </w:p>
+    <w:p>
+      <w:pPr>
+        <w:spacing w:after="160"/>
+      </w:pPr>
+      <w:r>
+        <w:rPr>
+          <w:sz w:val="22"/>
+        </w:rPr>
+        <w:t xml:space="preserve">8. El sujeto y el predicado son siempre la misma parte de la oración. → ______________________</w:t>
+      </w:r>
+    </w:p>
+    <w:p>
+      <w:pPr>
+        <w:spacing w:after="160"/>
+      </w:pPr>
+      <w:r>
+        <w:rPr>
+          <w:sz w:val="22"/>
+        </w:rPr>
+        <w:t xml:space="preserve">9. El sujeto puede estar formado por una sola palabra o por varias. → ______________________</w:t>
+      </w:r>
+    </w:p>
+    <w:p>
+      <w:pPr>
+        <w:spacing w:after="160"/>
+      </w:pPr>
+      <w:r>
+        <w:rPr>
+          <w:sz w:val="22"/>
+        </w:rPr>
+        <w:t xml:space="preserve">10. El sujeto de una oración puede estar omitido y sobreentenderse. → ______________________</w:t>
+      </w:r>
+    </w:p>
+    <w:p>
+      <w:pPr>
+        <w:spacing w:after="160"/>
+      </w:pPr>
+      <w:r>
+        <w:rPr>
+          <w:sz w:val="22"/>
+        </w:rPr>
+        <w:t xml:space="preserve">11. El predicado siempre contiene un verbo conjugado. → ______________________</w:t>
+      </w:r>
+    </w:p>
+    <w:p>
+      <w:pPr>
+        <w:spacing w:after="160"/>
+      </w:pPr>
+      <w:r>
+        <w:rPr>
+          <w:sz w:val="22"/>
+        </w:rPr>
+        <w:t xml:space="preserve">12. El complemento directo responde a la pregunta "¿qué?". → ______________________</w:t>
+      </w:r>
+    </w:p>
+    <w:p>
+      <w:pPr>
+        <w:spacing w:after="160"/>
+      </w:pPr>
+      <w:r>
+        <w:rPr>
+          <w:sz w:val="22"/>
+        </w:rPr>
+        <w:t xml:space="preserve">13. El complemento indirecto responde a "¿a quién?" o "¿para quién?". → ______________________</w:t>
+      </w:r>
+    </w:p>
+    <w:p>
+      <w:pPr>
+        <w:spacing w:after="160"/>
+      </w:pPr>
+      <w:r>
+        <w:rPr>
+          <w:sz w:val="22"/>
+        </w:rPr>
+        <w:t xml:space="preserve">14. El complemento circunstancial puede indicar lugar, tiempo o modo. → ______________________</w:t>
+      </w:r>
+    </w:p>
+    <w:p>
+      <w:pPr>
+        <w:spacing w:after="160"/>
+      </w:pPr>
+      <w:r>
+        <w:rPr>
+          <w:sz w:val="22"/>
+        </w:rPr>
+        <w:t xml:space="preserve">15. Una oración solo puede tener un complemento como máximo. → ______________________</w:t>
+      </w:r>
+    </w:p>
+    <w:p>
+      <w:pPr>
+        <w:spacing w:after="160"/>
+      </w:pPr>
+      <w:r>
+        <w:rPr>
+          <w:sz w:val="22"/>
+        </w:rPr>
+        <w:t xml:space="preserve">16. Analizar sujeto y predicado ayuda a entender mejor una oración. → ______________________</w:t>
+      </w:r>
+    </w:p>
+    <w:p>
+      <w:pPr>
+        <w:spacing w:after="160"/>
+      </w:pPr>
+      <w:r>
+        <w:rPr>
+          <w:sz w:val="22"/>
+        </w:rPr>
+        <w:t xml:space="preserve">17. El predicado nominal no lleva complemento directo. → ______________________</w:t>
+      </w:r>
+    </w:p>
+    <w:p>
+      <w:pPr>
+        <w:spacing w:after="160"/>
+      </w:pPr>
+      <w:r>
+        <w:rPr>
+          <w:sz w:val="22"/>
+        </w:rPr>
+        <w:t xml:space="preserve">18. Distinguir predicado nominal y verbal es la base del análisis sintáctico. → ______________________</w:t>
+      </w:r>
+    </w:p>
+    <w:p>
+      <w:pPr>
         <w:spacing w:before="200"/>
         <w:jc w:val="center"/>
       </w:pPr>
